--- a/samples/Bang_tong_hop_phi_chuyen_tien_quoc_te_qua_he_thong_SWIFT_va_Western_Union.docx
+++ b/samples/Bang_tong_hop_phi_chuyen_tien_quoc_te_qua_he_thong_SWIFT_va_Western_Union.docx
@@ -9,13 +9,13 @@
         <w:tblLook w:firstColumn="1" w:firstRow="1" w:lastColumn="0" w:lastRow="0" w:noHBand="0" w:noVBand="1" w:val="04A0"/>
       </w:tblPr>
       <w:tblGrid>
-        <w:gridCol w:w="4608"/>
-        <w:gridCol w:w="5040"/>
+        <w:gridCol w:w="4752"/>
+        <w:gridCol w:w="5184"/>
       </w:tblGrid>
       <w:tr>
         <w:tc>
           <w:tcPr>
-            <w:tcW w:type="dxa" w:w="4824"/>
+            <w:tcW w:type="dxa" w:w="4968"/>
           </w:tcPr>
           <w:p>
             <w:pPr>
@@ -25,7 +25,7 @@
               <w:rPr>
                 <w:b/>
                 <w:color w:val="00843D"/>
-                <w:sz w:val="20"/>
+                <w:sz w:val="21"/>
               </w:rPr>
               <w:t>NGÂN HÀNG TMCP NGOẠI THƯƠNG VIỆT NAM</w:t>
               <w:br/>
@@ -35,7 +35,7 @@
         </w:tc>
         <w:tc>
           <w:tcPr>
-            <w:tcW w:type="dxa" w:w="4824"/>
+            <w:tcW w:type="dxa" w:w="4968"/>
           </w:tcPr>
           <w:p>
             <w:pPr>
@@ -58,7 +58,7 @@
     </w:tbl>
     <w:p>
       <w:pPr>
-        <w:spacing w:after="80"/>
+        <w:spacing w:after="120"/>
       </w:pPr>
     </w:p>
     <w:p>
@@ -217,11 +217,12 @@
     </w:p>
     <w:p>
       <w:pPr>
-        <w:spacing w:before="160"/>
+        <w:spacing w:before="200" w:after="80"/>
       </w:pPr>
       <w:r>
         <w:rPr>
           <w:b/>
+          <w:color w:val="006E32"/>
           <w:sz w:val="21"/>
         </w:rPr>
         <w:t>BẢNG KÊ QUY ĐỊNH CHI TIẾT:</w:t>
@@ -235,45 +236,47 @@
         <w:tblLook w:firstColumn="1" w:firstRow="1" w:lastColumn="0" w:lastRow="0" w:noHBand="0" w:noVBand="1" w:val="04A0"/>
       </w:tblPr>
       <w:tblGrid>
-        <w:gridCol w:w="1930"/>
-        <w:gridCol w:w="1930"/>
-        <w:gridCol w:w="1930"/>
-        <w:gridCol w:w="1930"/>
-        <w:gridCol w:w="1930"/>
+        <w:gridCol w:w="1987"/>
+        <w:gridCol w:w="1987"/>
+        <w:gridCol w:w="1987"/>
+        <w:gridCol w:w="1987"/>
+        <w:gridCol w:w="1987"/>
       </w:tblGrid>
       <w:tr>
         <w:tc>
           <w:tcPr>
-            <w:tcW w:type="dxa" w:w="1930"/>
-            <w:shd w:fill="E8F5E9"/>
+            <w:tcW w:type="dxa" w:w="1987"/>
+            <w:shd w:fill="00843D"/>
           </w:tcPr>
           <w:p>
             <w:pPr>
-              <w:spacing w:before="40" w:after="40"/>
+              <w:spacing w:before="60" w:after="60"/>
               <w:jc w:val="center"/>
             </w:pPr>
             <w:r>
               <w:rPr>
                 <w:b/>
+                <w:color w:val="FFFFFF"/>
                 <w:sz w:val="19"/>
               </w:rPr>
-              <w:t>Dịch vụ chuyển tiền quốc tế</w:t>
+              <w:t>Kênh chuyển tiền quốc tế</w:t>
             </w:r>
           </w:p>
         </w:tc>
         <w:tc>
           <w:tcPr>
-            <w:tcW w:type="dxa" w:w="1930"/>
-            <w:shd w:fill="E8F5E9"/>
+            <w:tcW w:type="dxa" w:w="1987"/>
+            <w:shd w:fill="00843D"/>
           </w:tcPr>
           <w:p>
             <w:pPr>
-              <w:spacing w:before="40" w:after="40"/>
+              <w:spacing w:before="60" w:after="60"/>
               <w:jc w:val="center"/>
             </w:pPr>
             <w:r>
               <w:rPr>
                 <w:b/>
+                <w:color w:val="FFFFFF"/>
                 <w:sz w:val="19"/>
               </w:rPr>
               <w:t>Mức phí tiêu chuẩn</w:t>
@@ -282,17 +285,18 @@
         </w:tc>
         <w:tc>
           <w:tcPr>
-            <w:tcW w:type="dxa" w:w="1930"/>
-            <w:shd w:fill="E8F5E9"/>
+            <w:tcW w:type="dxa" w:w="1987"/>
+            <w:shd w:fill="00843D"/>
           </w:tcPr>
           <w:p>
             <w:pPr>
-              <w:spacing w:before="40" w:after="40"/>
+              <w:spacing w:before="60" w:after="60"/>
               <w:jc w:val="center"/>
             </w:pPr>
             <w:r>
               <w:rPr>
                 <w:b/>
+                <w:color w:val="FFFFFF"/>
                 <w:sz w:val="19"/>
               </w:rPr>
               <w:t>Mức thu tối thiểu</w:t>
@@ -301,17 +305,18 @@
         </w:tc>
         <w:tc>
           <w:tcPr>
-            <w:tcW w:type="dxa" w:w="1930"/>
-            <w:shd w:fill="E8F5E9"/>
+            <w:tcW w:type="dxa" w:w="1987"/>
+            <w:shd w:fill="00843D"/>
           </w:tcPr>
           <w:p>
             <w:pPr>
-              <w:spacing w:before="40" w:after="40"/>
+              <w:spacing w:before="60" w:after="60"/>
               <w:jc w:val="center"/>
             </w:pPr>
             <w:r>
               <w:rPr>
                 <w:b/>
+                <w:color w:val="FFFFFF"/>
                 <w:sz w:val="19"/>
               </w:rPr>
               <w:t>Mức thu tối đa</w:t>
@@ -320,17 +325,18 @@
         </w:tc>
         <w:tc>
           <w:tcPr>
-            <w:tcW w:type="dxa" w:w="1930"/>
-            <w:shd w:fill="E8F5E9"/>
+            <w:tcW w:type="dxa" w:w="1987"/>
+            <w:shd w:fill="00843D"/>
           </w:tcPr>
           <w:p>
             <w:pPr>
-              <w:spacing w:before="40" w:after="40"/>
+              <w:spacing w:before="60" w:after="60"/>
               <w:jc w:val="center"/>
             </w:pPr>
             <w:r>
               <w:rPr>
                 <w:b/>
+                <w:color w:val="FFFFFF"/>
                 <w:sz w:val="19"/>
               </w:rPr>
               <w:t>Ghi chú phí ngân hàng đại lý</w:t>
@@ -341,28 +347,30 @@
       <w:tr>
         <w:tc>
           <w:tcPr>
-            <w:tcW w:type="dxa" w:w="1930"/>
+            <w:tcW w:type="dxa" w:w="1987"/>
+            <w:shd w:fill="F4F9F5"/>
           </w:tcPr>
           <w:p>
             <w:pPr>
-              <w:spacing w:before="40" w:after="40"/>
+              <w:spacing w:before="60" w:after="60"/>
               <w:jc w:val="center"/>
             </w:pPr>
             <w:r>
               <w:rPr>
                 <w:sz w:val="19"/>
               </w:rPr>
-              <w:t>SWIFT - Chuyển tiền đi (Phí SHA)</w:t>
+              <w:t>SWIFT - Chuyển tiền đi quốc tế (Phí SHA)</w:t>
             </w:r>
           </w:p>
         </w:tc>
         <w:tc>
           <w:tcPr>
-            <w:tcW w:type="dxa" w:w="1930"/>
+            <w:tcW w:type="dxa" w:w="1987"/>
+            <w:shd w:fill="F4F9F5"/>
           </w:tcPr>
           <w:p>
             <w:pPr>
-              <w:spacing w:before="40" w:after="40"/>
+              <w:spacing w:before="60" w:after="60"/>
               <w:jc w:val="left"/>
             </w:pPr>
             <w:r>
@@ -375,11 +383,12 @@
         </w:tc>
         <w:tc>
           <w:tcPr>
-            <w:tcW w:type="dxa" w:w="1930"/>
+            <w:tcW w:type="dxa" w:w="1987"/>
+            <w:shd w:fill="F4F9F5"/>
           </w:tcPr>
           <w:p>
             <w:pPr>
-              <w:spacing w:before="40" w:after="40"/>
+              <w:spacing w:before="60" w:after="60"/>
               <w:jc w:val="left"/>
             </w:pPr>
             <w:r>
@@ -392,11 +401,12 @@
         </w:tc>
         <w:tc>
           <w:tcPr>
-            <w:tcW w:type="dxa" w:w="1930"/>
+            <w:tcW w:type="dxa" w:w="1987"/>
+            <w:shd w:fill="F4F9F5"/>
           </w:tcPr>
           <w:p>
             <w:pPr>
-              <w:spacing w:before="40" w:after="40"/>
+              <w:spacing w:before="60" w:after="60"/>
               <w:jc w:val="left"/>
             </w:pPr>
             <w:r>
@@ -409,11 +419,12 @@
         </w:tc>
         <w:tc>
           <w:tcPr>
-            <w:tcW w:type="dxa" w:w="1930"/>
+            <w:tcW w:type="dxa" w:w="1987"/>
+            <w:shd w:fill="F4F9F5"/>
           </w:tcPr>
           <w:p>
             <w:pPr>
-              <w:spacing w:before="40" w:after="40"/>
+              <w:spacing w:before="60" w:after="60"/>
               <w:jc w:val="left"/>
             </w:pPr>
             <w:r>
@@ -428,28 +439,28 @@
       <w:tr>
         <w:tc>
           <w:tcPr>
-            <w:tcW w:type="dxa" w:w="1930"/>
+            <w:tcW w:type="dxa" w:w="1987"/>
           </w:tcPr>
           <w:p>
             <w:pPr>
-              <w:spacing w:before="40" w:after="40"/>
+              <w:spacing w:before="60" w:after="60"/>
               <w:jc w:val="center"/>
             </w:pPr>
             <w:r>
               <w:rPr>
                 <w:sz w:val="19"/>
               </w:rPr>
-              <w:t>SWIFT - Chuyển tiền đi (Phí OUR)</w:t>
+              <w:t>SWIFT - Chuyển tiền đi quốc tế (Phí OUR)</w:t>
             </w:r>
           </w:p>
         </w:tc>
         <w:tc>
           <w:tcPr>
-            <w:tcW w:type="dxa" w:w="1930"/>
+            <w:tcW w:type="dxa" w:w="1987"/>
           </w:tcPr>
           <w:p>
             <w:pPr>
-              <w:spacing w:before="40" w:after="40"/>
+              <w:spacing w:before="60" w:after="60"/>
               <w:jc w:val="left"/>
             </w:pPr>
             <w:r>
@@ -462,11 +473,11 @@
         </w:tc>
         <w:tc>
           <w:tcPr>
-            <w:tcW w:type="dxa" w:w="1930"/>
+            <w:tcW w:type="dxa" w:w="1987"/>
           </w:tcPr>
           <w:p>
             <w:pPr>
-              <w:spacing w:before="40" w:after="40"/>
+              <w:spacing w:before="60" w:after="60"/>
               <w:jc w:val="left"/>
             </w:pPr>
             <w:r>
@@ -479,11 +490,11 @@
         </w:tc>
         <w:tc>
           <w:tcPr>
-            <w:tcW w:type="dxa" w:w="1930"/>
+            <w:tcW w:type="dxa" w:w="1987"/>
           </w:tcPr>
           <w:p>
             <w:pPr>
-              <w:spacing w:before="40" w:after="40"/>
+              <w:spacing w:before="60" w:after="60"/>
               <w:jc w:val="left"/>
             </w:pPr>
             <w:r>
@@ -496,11 +507,11 @@
         </w:tc>
         <w:tc>
           <w:tcPr>
-            <w:tcW w:type="dxa" w:w="1930"/>
+            <w:tcW w:type="dxa" w:w="1987"/>
           </w:tcPr>
           <w:p>
             <w:pPr>
-              <w:spacing w:before="40" w:after="40"/>
+              <w:spacing w:before="60" w:after="60"/>
               <w:jc w:val="left"/>
             </w:pPr>
             <w:r>
@@ -515,11 +526,12 @@
       <w:tr>
         <w:tc>
           <w:tcPr>
-            <w:tcW w:type="dxa" w:w="1930"/>
+            <w:tcW w:type="dxa" w:w="1987"/>
+            <w:shd w:fill="F4F9F5"/>
           </w:tcPr>
           <w:p>
             <w:pPr>
-              <w:spacing w:before="40" w:after="40"/>
+              <w:spacing w:before="60" w:after="60"/>
               <w:jc w:val="center"/>
             </w:pPr>
             <w:r>
@@ -532,11 +544,12 @@
         </w:tc>
         <w:tc>
           <w:tcPr>
-            <w:tcW w:type="dxa" w:w="1930"/>
+            <w:tcW w:type="dxa" w:w="1987"/>
+            <w:shd w:fill="F4F9F5"/>
           </w:tcPr>
           <w:p>
             <w:pPr>
-              <w:spacing w:before="40" w:after="40"/>
+              <w:spacing w:before="60" w:after="60"/>
               <w:jc w:val="left"/>
             </w:pPr>
             <w:r>
@@ -549,11 +562,12 @@
         </w:tc>
         <w:tc>
           <w:tcPr>
-            <w:tcW w:type="dxa" w:w="1930"/>
+            <w:tcW w:type="dxa" w:w="1987"/>
+            <w:shd w:fill="F4F9F5"/>
           </w:tcPr>
           <w:p>
             <w:pPr>
-              <w:spacing w:before="40" w:after="40"/>
+              <w:spacing w:before="60" w:after="60"/>
               <w:jc w:val="left"/>
             </w:pPr>
             <w:r>
@@ -566,11 +580,12 @@
         </w:tc>
         <w:tc>
           <w:tcPr>
-            <w:tcW w:type="dxa" w:w="1930"/>
+            <w:tcW w:type="dxa" w:w="1987"/>
+            <w:shd w:fill="F4F9F5"/>
           </w:tcPr>
           <w:p>
             <w:pPr>
-              <w:spacing w:before="40" w:after="40"/>
+              <w:spacing w:before="60" w:after="60"/>
               <w:jc w:val="left"/>
             </w:pPr>
             <w:r>
@@ -583,11 +598,12 @@
         </w:tc>
         <w:tc>
           <w:tcPr>
-            <w:tcW w:type="dxa" w:w="1930"/>
+            <w:tcW w:type="dxa" w:w="1987"/>
+            <w:shd w:fill="F4F9F5"/>
           </w:tcPr>
           <w:p>
             <w:pPr>
-              <w:spacing w:before="40" w:after="40"/>
+              <w:spacing w:before="60" w:after="60"/>
               <w:jc w:val="left"/>
             </w:pPr>
             <w:r>
@@ -602,11 +618,11 @@
       <w:tr>
         <w:tc>
           <w:tcPr>
-            <w:tcW w:type="dxa" w:w="1930"/>
+            <w:tcW w:type="dxa" w:w="1987"/>
           </w:tcPr>
           <w:p>
             <w:pPr>
-              <w:spacing w:before="40" w:after="40"/>
+              <w:spacing w:before="60" w:after="60"/>
               <w:jc w:val="center"/>
             </w:pPr>
             <w:r>
@@ -619,11 +635,11 @@
         </w:tc>
         <w:tc>
           <w:tcPr>
-            <w:tcW w:type="dxa" w:w="1930"/>
+            <w:tcW w:type="dxa" w:w="1987"/>
           </w:tcPr>
           <w:p>
             <w:pPr>
-              <w:spacing w:before="40" w:after="40"/>
+              <w:spacing w:before="60" w:after="60"/>
               <w:jc w:val="left"/>
             </w:pPr>
             <w:r>
@@ -636,11 +652,11 @@
         </w:tc>
         <w:tc>
           <w:tcPr>
-            <w:tcW w:type="dxa" w:w="1930"/>
+            <w:tcW w:type="dxa" w:w="1987"/>
           </w:tcPr>
           <w:p>
             <w:pPr>
-              <w:spacing w:before="40" w:after="40"/>
+              <w:spacing w:before="60" w:after="60"/>
               <w:jc w:val="left"/>
             </w:pPr>
             <w:r>
@@ -653,11 +669,11 @@
         </w:tc>
         <w:tc>
           <w:tcPr>
-            <w:tcW w:type="dxa" w:w="1930"/>
+            <w:tcW w:type="dxa" w:w="1987"/>
           </w:tcPr>
           <w:p>
             <w:pPr>
-              <w:spacing w:before="40" w:after="40"/>
+              <w:spacing w:before="60" w:after="60"/>
               <w:jc w:val="left"/>
             </w:pPr>
             <w:r>
@@ -670,11 +686,11 @@
         </w:tc>
         <w:tc>
           <w:tcPr>
-            <w:tcW w:type="dxa" w:w="1930"/>
+            <w:tcW w:type="dxa" w:w="1987"/>
           </w:tcPr>
           <w:p>
             <w:pPr>
-              <w:spacing w:before="40" w:after="40"/>
+              <w:spacing w:before="60" w:after="60"/>
               <w:jc w:val="left"/>
             </w:pPr>
             <w:r>
@@ -689,28 +705,30 @@
       <w:tr>
         <w:tc>
           <w:tcPr>
-            <w:tcW w:type="dxa" w:w="1930"/>
+            <w:tcW w:type="dxa" w:w="1987"/>
+            <w:shd w:fill="F4F9F5"/>
           </w:tcPr>
           <w:p>
             <w:pPr>
-              <w:spacing w:before="40" w:after="40"/>
+              <w:spacing w:before="60" w:after="60"/>
               <w:jc w:val="center"/>
             </w:pPr>
             <w:r>
               <w:rPr>
                 <w:sz w:val="19"/>
               </w:rPr>
-              <w:t>Western Union - Gửi tiền đi định cư/học tập</w:t>
+              <w:t>Western Union - Gửi tiền đi du học / trợ cấp</w:t>
             </w:r>
           </w:p>
         </w:tc>
         <w:tc>
           <w:tcPr>
-            <w:tcW w:type="dxa" w:w="1930"/>
+            <w:tcW w:type="dxa" w:w="1987"/>
+            <w:shd w:fill="F4F9F5"/>
           </w:tcPr>
           <w:p>
             <w:pPr>
-              <w:spacing w:before="40" w:after="40"/>
+              <w:spacing w:before="60" w:after="60"/>
               <w:jc w:val="left"/>
             </w:pPr>
             <w:r>
@@ -723,11 +741,12 @@
         </w:tc>
         <w:tc>
           <w:tcPr>
-            <w:tcW w:type="dxa" w:w="1930"/>
+            <w:tcW w:type="dxa" w:w="1987"/>
+            <w:shd w:fill="F4F9F5"/>
           </w:tcPr>
           <w:p>
             <w:pPr>
-              <w:spacing w:before="40" w:after="40"/>
+              <w:spacing w:before="60" w:after="60"/>
               <w:jc w:val="left"/>
             </w:pPr>
             <w:r>
@@ -740,11 +759,12 @@
         </w:tc>
         <w:tc>
           <w:tcPr>
-            <w:tcW w:type="dxa" w:w="1930"/>
+            <w:tcW w:type="dxa" w:w="1987"/>
+            <w:shd w:fill="F4F9F5"/>
           </w:tcPr>
           <w:p>
             <w:pPr>
-              <w:spacing w:before="40" w:after="40"/>
+              <w:spacing w:before="60" w:after="60"/>
               <w:jc w:val="left"/>
             </w:pPr>
             <w:r>
@@ -757,18 +777,19 @@
         </w:tc>
         <w:tc>
           <w:tcPr>
-            <w:tcW w:type="dxa" w:w="1930"/>
+            <w:tcW w:type="dxa" w:w="1987"/>
+            <w:shd w:fill="F4F9F5"/>
           </w:tcPr>
           <w:p>
             <w:pPr>
-              <w:spacing w:before="40" w:after="40"/>
+              <w:spacing w:before="60" w:after="60"/>
               <w:jc w:val="left"/>
             </w:pPr>
             <w:r>
               <w:rPr>
                 <w:sz w:val="19"/>
               </w:rPr>
-              <w:t>Nhanh chóng trong vòng vài phút</w:t>
+              <w:t>Nhanh chóng nhận ngay trong vài phút</w:t>
             </w:r>
           </w:p>
         </w:tc>
@@ -776,7 +797,7 @@
     </w:tbl>
     <w:p>
       <w:pPr>
-        <w:spacing w:before="280"/>
+        <w:spacing w:before="320"/>
       </w:pPr>
     </w:p>
     <w:tbl>
@@ -786,13 +807,13 @@
         <w:tblLook w:firstColumn="1" w:firstRow="1" w:lastColumn="0" w:lastRow="0" w:noHBand="0" w:noVBand="1" w:val="04A0"/>
       </w:tblPr>
       <w:tblGrid>
-        <w:gridCol w:w="4752"/>
         <w:gridCol w:w="4896"/>
+        <w:gridCol w:w="5040"/>
       </w:tblGrid>
       <w:tr>
         <w:tc>
           <w:tcPr>
-            <w:tcW w:type="dxa" w:w="4824"/>
+            <w:tcW w:type="dxa" w:w="4968"/>
           </w:tcPr>
           <w:p>
             <w:pPr>
@@ -816,7 +837,7 @@
         </w:tc>
         <w:tc>
           <w:tcPr>
-            <w:tcW w:type="dxa" w:w="4824"/>
+            <w:tcW w:type="dxa" w:w="4968"/>
           </w:tcPr>
           <w:p>
             <w:pPr>
@@ -842,7 +863,7 @@
     </w:tbl>
     <w:sectPr>
       <w:pgSz w:w="12240" w:h="15840"/>
-      <w:pgMar w:top="1152" w:right="1296" w:bottom="1152" w:left="1296" w:header="720" w:footer="720" w:gutter="0"/>
+      <w:pgMar w:top="1152" w:right="1152" w:bottom="1152" w:left="1152" w:header="720" w:footer="720" w:gutter="0"/>
       <w:cols w:space="720"/>
       <w:docGrid w:linePitch="360"/>
     </w:sectPr>
